--- a/01_The_Blue_Silence/Manuscript/THE_BLUE_SILENCE_Chapter_40_The_Man_in_the_Crowd.docx
+++ b/01_The_Blue_Silence/Manuscript/THE_BLUE_SILENCE_Chapter_40_The_Man_in_the_Crowd.docx
@@ -4460,7 +4460,7 @@
         <w:jc w:val="left"/>
       </w:pPr>
       <w:r>
-        <w:t>“You spent thirty years looking for the Circle.”</w:t>
+        <w:t>“You spent thirty years looking for The Circle.”</w:t>
       </w:r>
     </w:p>
     <w:p>
@@ -5869,6 +5869,14 @@
       </w:pPr>
       <w:r>
         <w:t>Aziz Mahmud’s quiet act had not vanished.</w:t>
+      </w:r>
+    </w:p>
+    <w:p>
+      <w:pPr>
+        <w:jc w:val="left"/>
+      </w:pPr>
+      <w:r>
+        <w:t>His father’s sentence had never been about the world. It had been about the damage a quiet man adds by staying quiet.</w:t>
       </w:r>
     </w:p>
     <w:p>
